--- a/softwareEngineeringBestPractices/designPrinciples/solid/solid.docx
+++ b/softwareEngineeringBestPractices/designPrinciples/solid/solid.docx
@@ -5,11 +5,15 @@
     <w:p>
       <w:pPr>
         <w:rPr>
+          <w:b/>
+          <w:bCs/>
           <w:lang w:val="en-US"/>
         </w:rPr>
       </w:pPr>
       <w:r>
         <w:rPr>
+          <w:b/>
+          <w:bCs/>
           <w:lang w:val="en-US"/>
         </w:rPr>
         <w:t xml:space="preserve">SOLID </w:t>
@@ -51,7 +55,21 @@
         <w:rPr>
           <w:lang w:val="en-US"/>
         </w:rPr>
-        <w:t>L – Liskov Substitution Principle</w:t>
+        <w:t xml:space="preserve">L – </w:t>
+      </w:r>
+      <w:proofErr w:type="spellStart"/>
+      <w:r>
+        <w:rPr>
+          <w:lang w:val="en-US"/>
+        </w:rPr>
+        <w:t>Liskov</w:t>
+      </w:r>
+      <w:proofErr w:type="spellEnd"/>
+      <w:r>
+        <w:rPr>
+          <w:lang w:val="en-US"/>
+        </w:rPr>
+        <w:t xml:space="preserve"> Substitution Principle</w:t>
       </w:r>
     </w:p>
     <w:p>
@@ -222,7 +240,15 @@
           </w:tcPr>
           <w:p>
             <w:r>
-              <w:t>Extend behavior without modifying code</w:t>
+              <w:t xml:space="preserve">Extend </w:t>
+            </w:r>
+            <w:proofErr w:type="spellStart"/>
+            <w:r>
+              <w:t>behavior</w:t>
+            </w:r>
+            <w:proofErr w:type="spellEnd"/>
+            <w:r>
+              <w:t xml:space="preserve"> without modifying code</w:t>
             </w:r>
           </w:p>
         </w:tc>
@@ -339,7 +365,35 @@
         <w:rPr>
           <w:lang w:val="en-US"/>
         </w:rPr>
-        <w:t xml:space="preserve">See code In github for more clarity </w:t>
+        <w:t xml:space="preserve">See code </w:t>
+      </w:r>
+      <w:proofErr w:type="gramStart"/>
+      <w:r>
+        <w:rPr>
+          <w:lang w:val="en-US"/>
+        </w:rPr>
+        <w:t>In</w:t>
+      </w:r>
+      <w:proofErr w:type="gramEnd"/>
+      <w:r>
+        <w:rPr>
+          <w:lang w:val="en-US"/>
+        </w:rPr>
+        <w:t xml:space="preserve"> </w:t>
+      </w:r>
+      <w:proofErr w:type="spellStart"/>
+      <w:r>
+        <w:rPr>
+          <w:lang w:val="en-US"/>
+        </w:rPr>
+        <w:t>github</w:t>
+      </w:r>
+      <w:proofErr w:type="spellEnd"/>
+      <w:r>
+        <w:rPr>
+          <w:lang w:val="en-US"/>
+        </w:rPr>
+        <w:t xml:space="preserve"> for more clarity </w:t>
       </w:r>
       <w:r>
         <w:rPr>
@@ -436,6 +490,44 @@
           </mc:Fallback>
         </mc:AlternateContent>
       </w:r>
+    </w:p>
+    <w:p>
+      <w:pPr>
+        <w:rPr>
+          <w:lang w:val="en-US"/>
+        </w:rPr>
+      </w:pPr>
+      <w:proofErr w:type="spellStart"/>
+      <w:proofErr w:type="gramStart"/>
+      <w:r>
+        <w:rPr>
+          <w:lang w:val="en-US"/>
+        </w:rPr>
+        <w:t>Github</w:t>
+      </w:r>
+      <w:proofErr w:type="spellEnd"/>
+      <w:r>
+        <w:rPr>
+          <w:lang w:val="en-US"/>
+        </w:rPr>
+        <w:t xml:space="preserve"> :</w:t>
+      </w:r>
+      <w:proofErr w:type="gramEnd"/>
+      <w:r>
+        <w:rPr>
+          <w:lang w:val="en-US"/>
+        </w:rPr>
+        <w:t xml:space="preserve"> </w:t>
+      </w:r>
+      <w:hyperlink r:id="rId4" w:history="1">
+        <w:r>
+          <w:rPr>
+            <w:rStyle w:val="Hyperlink"/>
+            <w:lang w:val="en-US"/>
+          </w:rPr>
+          <w:t>https://github.com/lakshaypahujaepam/DailyWork</w:t>
+        </w:r>
+      </w:hyperlink>
     </w:p>
     <w:sectPr>
       <w:pgSz w:w="11906" w:h="16838"/>
@@ -1363,6 +1455,29 @@
       <w:spacing w:val="5"/>
     </w:rPr>
   </w:style>
+  <w:style w:type="character" w:styleId="Hyperlink">
+    <w:name w:val="Hyperlink"/>
+    <w:basedOn w:val="DefaultParagraphFont"/>
+    <w:uiPriority w:val="99"/>
+    <w:unhideWhenUsed/>
+    <w:rsid w:val="00821BEC"/>
+    <w:rPr>
+      <w:color w:val="467886" w:themeColor="hyperlink"/>
+      <w:u w:val="single"/>
+    </w:rPr>
+  </w:style>
+  <w:style w:type="character" w:styleId="UnresolvedMention">
+    <w:name w:val="Unresolved Mention"/>
+    <w:basedOn w:val="DefaultParagraphFont"/>
+    <w:uiPriority w:val="99"/>
+    <w:semiHidden/>
+    <w:unhideWhenUsed/>
+    <w:rsid w:val="00821BEC"/>
+    <w:rPr>
+      <w:color w:val="605E5C"/>
+      <w:shd w:val="clear" w:color="auto" w:fill="E1DFDD"/>
+    </w:rPr>
+  </w:style>
 </w:styles>
 </file>
 

--- a/softwareEngineeringBestPractices/designPrinciples/solid/solid.docx
+++ b/softwareEngineeringBestPractices/designPrinciples/solid/solid.docx
@@ -1142,6 +1142,7 @@
   <w:style w:type="character" w:default="1" w:styleId="DefaultParagraphFont">
     <w:name w:val="Default Paragraph Font"/>
     <w:uiPriority w:val="1"/>
+    <w:semiHidden/>
     <w:unhideWhenUsed/>
   </w:style>
   <w:style w:type="table" w:default="1" w:styleId="TableNormal">
@@ -1476,6 +1477,18 @@
     <w:rPr>
       <w:color w:val="605E5C"/>
       <w:shd w:val="clear" w:color="auto" w:fill="E1DFDD"/>
+    </w:rPr>
+  </w:style>
+  <w:style w:type="character" w:styleId="FollowedHyperlink">
+    <w:name w:val="FollowedHyperlink"/>
+    <w:basedOn w:val="DefaultParagraphFont"/>
+    <w:uiPriority w:val="99"/>
+    <w:semiHidden/>
+    <w:unhideWhenUsed/>
+    <w:rsid w:val="00043394"/>
+    <w:rPr>
+      <w:color w:val="96607D" w:themeColor="followedHyperlink"/>
+      <w:u w:val="single"/>
     </w:rPr>
   </w:style>
 </w:styles>
